--- a/zhs/docx/057.content.docx
+++ b/zhs/docx/057.content.docx
@@ -19,7 +19,7 @@
         <w:rPr>
           <w:lang w:val="zh_CN" w:bidi="zh_CN"/>
         </w:rPr>
-        <w:t>Resource: 关键词 (SRV)</w:t>
+        <w:t>Resource: Familiarization, Internalization, Articulation (Fia) Terms</w:t>
       </w:r>
       <w:r>
         <w:rPr>
@@ -39,42 +39,61 @@
           <w:b/>
           <w:lang w:val="zh_CN" w:bidi="zh_CN"/>
         </w:rPr>
-        <w:t>Familiarization, Internalization, Articulation (FIA) Key Terms</w:t>
-      </w:r>
-      <w:r>
-        <w:rPr>
-          <w:lang w:val="zh_CN" w:bidi="zh_CN"/>
-        </w:rPr>
-        <w:t xml:space="preserve"> © 2023 SRV Partners Released under CC BY-SA 4.0 license. </w:t>
-      </w:r>
-      <w:r>
-        <w:rPr>
-          <w:lang w:val="zh_CN" w:bidi="zh_CN"/>
-        </w:rPr>
-        <w:t>Familiarization, Internalization, Articulation (FIA) Key Terms</w:t>
-      </w:r>
-      <w:r>
-        <w:rPr>
-          <w:lang w:val="zh_CN" w:bidi="zh_CN"/>
-        </w:rPr>
-        <w:t xml:space="preserve"> has been adapted in the following languages Tok Pisin, عربي, Français, हिंदी, Bahasa Indonesia, Português, Русский, Español, Kiswahili, 简体中文 from </w:t>
-      </w:r>
-      <w:r>
-        <w:rPr>
-          <w:lang w:val="zh_CN" w:bidi="zh_CN"/>
-        </w:rPr>
-        <w:t>Familiarization, Internalization, Articulation (FIA)</w:t>
-      </w:r>
-      <w:r>
-        <w:rPr>
-          <w:lang w:val="zh_CN" w:bidi="zh_CN"/>
-        </w:rPr>
-        <w:t xml:space="preserve"> © 2023 SRV Partners. Released under CC BY-SA 4.0 license by Mission Mutual</w:t>
-      </w:r>
-      <w:r>
-        <w:rPr>
-          <w:lang w:val="zh_CN" w:bidi="zh_CN"/>
-        </w:rPr>
+        <w:t>Familiarization, Internalization, Articulation (Fia) Terms</w:t>
+      </w:r>
+      <w:r>
+        <w:rPr>
+          <w:lang w:val="zh_CN" w:bidi="zh_CN"/>
+        </w:rPr>
+        <w:t xml:space="preserve"> (Chinese (Simplified)) is based on: </w:t>
+      </w:r>
+      <w:r>
+        <w:rPr>
+          <w:lang w:val="zh_CN" w:bidi="zh_CN"/>
+        </w:rPr>
+        <w:t>Familiarization, Internalization, Articulation (Fia) Terms</w:t>
+      </w:r>
+      <w:r>
+        <w:rPr>
+          <w:lang w:val="zh_CN" w:bidi="zh_CN"/>
+        </w:rPr>
+        <w:t xml:space="preserve">, </w:t>
+      </w:r>
+      <w:hyperlink r:id="rId13">
+        <w:r>
+          <w:rPr>
+            <w:lang w:val="zh_CN" w:bidi="zh_CN"/>
+          </w:rPr>
+          <w:rPr>
+            <w:color w:val="0000EE"/>
+            <w:u w:val="single"/>
+          </w:rPr>
+          <w:t>SRV Partners</w:t>
+        </w:r>
+      </w:hyperlink>
+      <w:r>
+        <w:rPr>
+          <w:lang w:val="zh_CN" w:bidi="zh_CN"/>
+        </w:rPr>
+        <w:t xml:space="preserve">, 2023, which is licensed under a </w:t>
+      </w:r>
+      <w:hyperlink r:id="rId14">
+        <w:r>
+          <w:rPr>
+            <w:lang w:val="zh_CN" w:bidi="zh_CN"/>
+          </w:rPr>
+          <w:rPr>
+            <w:color w:val="0000EE"/>
+            <w:u w:val="single"/>
+          </w:rPr>
+          <w:t>CC BY-SA 4.0 license</w:t>
+        </w:r>
+      </w:hyperlink>
+      <w:r>
+        <w:rPr>
+          <w:lang w:val="zh_CN" w:bidi="zh_CN"/>
+        </w:rPr>
+        <w:t>.</w:t>
       </w:r>
       <w:r>
         <w:rPr>
@@ -83,6 +102,30 @@
       </w:r>
     </w:p>
     <w:p>
+      <w:pPr/>
+      <w:r>
+        <w:rPr>
+          <w:lang w:val="zh_CN" w:bidi="zh_CN"/>
+        </w:rPr>
+      </w:r>
+      <w:r>
+        <w:rPr>
+          <w:lang w:val="zh_CN" w:bidi="zh_CN"/>
+        </w:rPr>
+        <w:t>This PDF version is provided under the same license.</w:t>
+      </w:r>
+      <w:r>
+        <w:rPr>
+          <w:lang w:val="zh_CN" w:bidi="zh_CN"/>
+        </w:rPr>
+      </w:r>
+      <w:r>
+        <w:rPr>
+          <w:lang w:val="zh_CN" w:bidi="zh_CN"/>
+        </w:rPr>
+      </w:r>
+    </w:p>
+    <w:p>
       <w:pPr>
         <w:pStyle w:val="Heading1"/>
       </w:pPr>
@@ -90,7 +133,7 @@
         <w:rPr>
           <w:lang w:val="zh_CN" w:bidi="zh_CN"/>
         </w:rPr>
-        <w:t>关键词 (SRV)</w:t>
+        <w:t>Familiarization, Internalization, Articulation (Fia) Terms</w:t>
       </w:r>
     </w:p>
     <w:p>
@@ -218,12 +261,18 @@
         </w:rPr>
         <w:t>是耶稣给自己的称呼。 每当耶稣说到"人子"的话时，祂是在说祂自己。 在</w:t>
       </w:r>
-      <w:r>
-        <w:rPr>
-          <w:lang w:val="zh_CN" w:bidi="zh_CN"/>
-        </w:rPr>
-        <w:t>希伯来文</w:t>
-      </w:r>
+      <w:hyperlink r:id="rId15">
+        <w:r>
+          <w:rPr>
+            <w:lang w:val="zh_CN" w:bidi="zh_CN"/>
+          </w:rPr>
+          <w:rPr>
+            <w:color w:val="0000EE"/>
+            <w:u w:val="single"/>
+          </w:rPr>
+          <w:t>希伯来文</w:t>
+        </w:r>
+      </w:hyperlink>
       <w:r>
         <w:rPr>
           <w:lang w:val="zh_CN" w:bidi="zh_CN"/>
@@ -244,48 +293,72 @@
         </w:rPr>
         <w:t>"人子"这个短语以一种特殊的方式出现在旧约的但以理书中。 但以理是</w:t>
       </w:r>
-      <w:r>
-        <w:rPr>
-          <w:lang w:val="zh_CN" w:bidi="zh_CN"/>
-        </w:rPr>
-        <w:t>以色列人</w:t>
-      </w:r>
+      <w:hyperlink r:id="rId16">
+        <w:r>
+          <w:rPr>
+            <w:lang w:val="zh_CN" w:bidi="zh_CN"/>
+          </w:rPr>
+          <w:rPr>
+            <w:color w:val="0000EE"/>
+            <w:u w:val="single"/>
+          </w:rPr>
+          <w:t>以色列人</w:t>
+        </w:r>
+      </w:hyperlink>
       <w:r>
         <w:rPr>
           <w:lang w:val="zh_CN" w:bidi="zh_CN"/>
         </w:rPr>
         <w:t>，大约生活在耶稣出生前600年。 有一次，他看到</w:t>
       </w:r>
-      <w:r>
-        <w:rPr>
-          <w:lang w:val="zh_CN" w:bidi="zh_CN"/>
-        </w:rPr>
-        <w:t>异象</w:t>
-      </w:r>
+      <w:hyperlink r:id="rId17">
+        <w:r>
+          <w:rPr>
+            <w:lang w:val="zh_CN" w:bidi="zh_CN"/>
+          </w:rPr>
+          <w:rPr>
+            <w:color w:val="0000EE"/>
+            <w:u w:val="single"/>
+          </w:rPr>
+          <w:t>异象</w:t>
+        </w:r>
+      </w:hyperlink>
       <w:r>
         <w:rPr>
           <w:lang w:val="zh_CN" w:bidi="zh_CN"/>
         </w:rPr>
         <w:t>，其中他看到一个看起来像"人子"的人。 在但以理的异象中，神把所有的</w:t>
       </w:r>
-      <w:r>
-        <w:rPr>
-          <w:lang w:val="zh_CN" w:bidi="zh_CN"/>
-        </w:rPr>
-        <w:t>权柄</w:t>
-      </w:r>
+      <w:hyperlink r:id="rId18">
+        <w:r>
+          <w:rPr>
+            <w:lang w:val="zh_CN" w:bidi="zh_CN"/>
+          </w:rPr>
+          <w:rPr>
+            <w:color w:val="0000EE"/>
+            <w:u w:val="single"/>
+          </w:rPr>
+          <w:t>权柄</w:t>
+        </w:r>
+      </w:hyperlink>
       <w:r>
         <w:rPr>
           <w:lang w:val="zh_CN" w:bidi="zh_CN"/>
         </w:rPr>
         <w:t>赐给这个人，这个人成为王，世上的人都事奉祂。 祂的</w:t>
       </w:r>
-      <w:r>
-        <w:rPr>
-          <w:lang w:val="zh_CN" w:bidi="zh_CN"/>
-        </w:rPr>
-        <w:t>国</w:t>
-      </w:r>
+      <w:hyperlink r:id="rId19">
+        <w:r>
+          <w:rPr>
+            <w:lang w:val="zh_CN" w:bidi="zh_CN"/>
+          </w:rPr>
+          <w:rPr>
+            <w:color w:val="0000EE"/>
+            <w:u w:val="single"/>
+          </w:rPr>
+          <w:t>国</w:t>
+        </w:r>
+      </w:hyperlink>
       <w:r>
         <w:rPr>
           <w:lang w:val="zh_CN" w:bidi="zh_CN"/>
@@ -306,24 +379,36 @@
         </w:rPr>
         <w:t>当耶稣称自己为"人子"时，祂向人们说："我就是但以理异象中的那个人。 我是王，神已经将所有的权柄赐给了我。" 这是另一种称耶稣是</w:t>
       </w:r>
-      <w:r>
-        <w:rPr>
-          <w:lang w:val="zh_CN" w:bidi="zh_CN"/>
-        </w:rPr>
-        <w:t>弥赛亚</w:t>
-      </w:r>
+      <w:hyperlink r:id="rId20">
+        <w:r>
+          <w:rPr>
+            <w:lang w:val="zh_CN" w:bidi="zh_CN"/>
+          </w:rPr>
+          <w:rPr>
+            <w:color w:val="0000EE"/>
+            <w:u w:val="single"/>
+          </w:rPr>
+          <w:t>弥赛亚</w:t>
+        </w:r>
+      </w:hyperlink>
       <w:r>
         <w:rPr>
           <w:lang w:val="zh_CN" w:bidi="zh_CN"/>
         </w:rPr>
         <w:t>的表达方式，神应许要差来的特别的王和</w:t>
       </w:r>
-      <w:r>
-        <w:rPr>
-          <w:lang w:val="zh_CN" w:bidi="zh_CN"/>
-        </w:rPr>
-        <w:t>救主</w:t>
-      </w:r>
+      <w:hyperlink r:id="rId21">
+        <w:r>
+          <w:rPr>
+            <w:lang w:val="zh_CN" w:bidi="zh_CN"/>
+          </w:rPr>
+          <w:rPr>
+            <w:color w:val="0000EE"/>
+            <w:u w:val="single"/>
+          </w:rPr>
+          <w:t>救主</w:t>
+        </w:r>
+      </w:hyperlink>
       <w:r>
         <w:rPr>
           <w:lang w:val="zh_CN" w:bidi="zh_CN"/>
@@ -357,6 +442,77 @@
           <w:lang w:val="zh_CN" w:bidi="zh_CN"/>
         </w:rPr>
         <w:t>或者，如果你想保持意思不清楚，就像圣经中一样，你可能需要明确表示"人子"是一个称呼。 你可以说一些类似于"我，那个被称为"人子"或"子"的人"之类的话。</w:t>
+      </w:r>
+      <w:r>
+        <w:rPr>
+          <w:lang w:val="zh_CN" w:bidi="zh_CN"/>
+        </w:rPr>
+      </w:r>
+      <w:r>
+        <w:rPr>
+          <w:lang w:val="zh_CN" w:bidi="zh_CN"/>
+        </w:rPr>
+      </w:r>
+    </w:p>
+    <w:p>
+      <w:pPr/>
+      <w:r>
+        <w:rPr>
+          <w:lang w:val="zh_CN" w:bidi="zh_CN"/>
+        </w:rPr>
+      </w:r>
+    </w:p>
+    <w:p>
+      <w:pPr>
+        <w:pStyle w:val="Heading2"/>
+      </w:pPr>
+      <w:r>
+        <w:rPr>
+          <w:lang w:val="zh_CN" w:bidi="zh_CN"/>
+        </w:rPr>
+        <w:t>人子</w:t>
+      </w:r>
+      <w:r>
+        <w:rPr>
+          <w:lang w:val="zh_CN" w:bidi="zh_CN"/>
+        </w:rPr>
+      </w:r>
+    </w:p>
+    <w:p>
+      <w:pPr>
+        <w:pStyle w:val="Heading4"/>
+      </w:pPr>
+      <w:r>
+        <w:rPr>
+          <w:lang w:val="zh_CN" w:bidi="zh_CN"/>
+        </w:rPr>
+        <w:t>Audio Content</w:t>
+      </w:r>
+    </w:p>
+    <w:p>
+      <w:pPr/>
+      <w:r>
+        <w:rPr>
+          <w:lang w:val="zh_CN" w:bidi="zh_CN"/>
+        </w:rPr>
+      </w:r>
+      <w:hyperlink r:id="rId22">
+        <w:r>
+          <w:rPr>
+            <w:lang w:val="zh_CN" w:bidi="zh_CN"/>
+          </w:rPr>
+          <w:rPr>
+            <w:color w:val="0000EE"/>
+            <w:u w:val="single"/>
+          </w:rPr>
+          <w:t>mp3 file</w:t>
+        </w:r>
+      </w:hyperlink>
+      <w:r>
+        <w:rPr>
+          <w:lang w:val="zh_CN" w:bidi="zh_CN"/>
+        </w:rPr>
+        <w:t xml:space="preserve"> (None KB)</w:t>
       </w:r>
       <w:r>
         <w:rPr>

--- a/zhs/docx/057.content.docx
+++ b/zhs/docx/057.content.docx
@@ -39,80 +39,37 @@
           <w:b/>
           <w:lang w:val="zh_CN" w:bidi="zh_CN"/>
         </w:rPr>
-        <w:t>Familiarization, Internalization, Articulation (Fia) Terms</w:t>
+        <w:t>Familiarization, Internalization, Articulation (FIA) Key Terms</w:t>
       </w:r>
       <w:r>
         <w:rPr>
           <w:lang w:val="zh_CN" w:bidi="zh_CN"/>
         </w:rPr>
-        <w:t xml:space="preserve"> (Chinese (Simplified)) is based on: </w:t>
+        <w:t xml:space="preserve"> © 2023 SRV Partners Released under CC BY-SA 4.0 license. </w:t>
       </w:r>
       <w:r>
         <w:rPr>
           <w:lang w:val="zh_CN" w:bidi="zh_CN"/>
         </w:rPr>
-        <w:t>Familiarization, Internalization, Articulation (Fia) Terms</w:t>
+        <w:t>Familiarization, Internalization, Articulation (FIA) Key Terms</w:t>
       </w:r>
       <w:r>
         <w:rPr>
           <w:lang w:val="zh_CN" w:bidi="zh_CN"/>
         </w:rPr>
-        <w:t xml:space="preserve">, </w:t>
-      </w:r>
-      <w:hyperlink r:id="rId13">
-        <w:r>
-          <w:rPr>
-            <w:lang w:val="zh_CN" w:bidi="zh_CN"/>
-          </w:rPr>
-          <w:rPr>
-            <w:color w:val="0000EE"/>
-            <w:u w:val="single"/>
-          </w:rPr>
-          <w:t>SRV Partners</w:t>
-        </w:r>
-      </w:hyperlink>
+        <w:t xml:space="preserve"> has been adapted in the following languages Tok Pisin, عربي, Français, हिंदी, Bahasa Indonesia, Português, Русский, Español, Kiswahili, 简体中文 from </w:t>
+      </w:r>
       <w:r>
         <w:rPr>
           <w:lang w:val="zh_CN" w:bidi="zh_CN"/>
         </w:rPr>
-        <w:t xml:space="preserve">, 2023, which is licensed under a </w:t>
-      </w:r>
-      <w:hyperlink r:id="rId14">
-        <w:r>
-          <w:rPr>
-            <w:lang w:val="zh_CN" w:bidi="zh_CN"/>
-          </w:rPr>
-          <w:rPr>
-            <w:color w:val="0000EE"/>
-            <w:u w:val="single"/>
-          </w:rPr>
-          <w:t>CC BY-SA 4.0 license</w:t>
-        </w:r>
-      </w:hyperlink>
+        <w:t>Familiarization, Internalization, Articulation (FIA)</w:t>
+      </w:r>
       <w:r>
         <w:rPr>
           <w:lang w:val="zh_CN" w:bidi="zh_CN"/>
         </w:rPr>
-        <w:t>.</w:t>
-      </w:r>
-      <w:r>
-        <w:rPr>
-          <w:lang w:val="zh_CN" w:bidi="zh_CN"/>
-        </w:rPr>
-      </w:r>
-    </w:p>
-    <w:p>
-      <w:pPr/>
-      <w:r>
-        <w:rPr>
-          <w:lang w:val="zh_CN" w:bidi="zh_CN"/>
-        </w:rPr>
-      </w:r>
-      <w:r>
-        <w:rPr>
-          <w:lang w:val="zh_CN" w:bidi="zh_CN"/>
-        </w:rPr>
-        <w:t>This PDF version is provided under the same license.</w:t>
+        <w:t xml:space="preserve"> © 2023 SRV Partners. Released under CC BY-SA 4.0 license by Mission Mutual</w:t>
       </w:r>
       <w:r>
         <w:rPr>
@@ -261,7 +218,7 @@
         </w:rPr>
         <w:t>是耶稣给自己的称呼。 每当耶稣说到"人子"的话时，祂是在说祂自己。 在</w:t>
       </w:r>
-      <w:hyperlink r:id="rId15">
+      <w:hyperlink r:id="rId13">
         <w:r>
           <w:rPr>
             <w:lang w:val="zh_CN" w:bidi="zh_CN"/>
@@ -293,7 +250,7 @@
         </w:rPr>
         <w:t>"人子"这个短语以一种特殊的方式出现在旧约的但以理书中。 但以理是</w:t>
       </w:r>
-      <w:hyperlink r:id="rId16">
+      <w:hyperlink r:id="rId14">
         <w:r>
           <w:rPr>
             <w:lang w:val="zh_CN" w:bidi="zh_CN"/>
@@ -311,7 +268,7 @@
         </w:rPr>
         <w:t>，大约生活在耶稣出生前600年。 有一次，他看到</w:t>
       </w:r>
-      <w:hyperlink r:id="rId17">
+      <w:hyperlink r:id="rId15">
         <w:r>
           <w:rPr>
             <w:lang w:val="zh_CN" w:bidi="zh_CN"/>
@@ -329,7 +286,7 @@
         </w:rPr>
         <w:t>，其中他看到一个看起来像"人子"的人。 在但以理的异象中，神把所有的</w:t>
       </w:r>
-      <w:hyperlink r:id="rId18">
+      <w:hyperlink r:id="rId16">
         <w:r>
           <w:rPr>
             <w:lang w:val="zh_CN" w:bidi="zh_CN"/>
@@ -347,7 +304,7 @@
         </w:rPr>
         <w:t>赐给这个人，这个人成为王，世上的人都事奉祂。 祂的</w:t>
       </w:r>
-      <w:hyperlink r:id="rId19">
+      <w:hyperlink r:id="rId17">
         <w:r>
           <w:rPr>
             <w:lang w:val="zh_CN" w:bidi="zh_CN"/>
@@ -379,7 +336,7 @@
         </w:rPr>
         <w:t>当耶稣称自己为"人子"时，祂向人们说："我就是但以理异象中的那个人。 我是王，神已经将所有的权柄赐给了我。" 这是另一种称耶稣是</w:t>
       </w:r>
-      <w:hyperlink r:id="rId20">
+      <w:hyperlink r:id="rId18">
         <w:r>
           <w:rPr>
             <w:lang w:val="zh_CN" w:bidi="zh_CN"/>
@@ -397,7 +354,7 @@
         </w:rPr>
         <w:t>的表达方式，神应许要差来的特别的王和</w:t>
       </w:r>
-      <w:hyperlink r:id="rId21">
+      <w:hyperlink r:id="rId19">
         <w:r>
           <w:rPr>
             <w:lang w:val="zh_CN" w:bidi="zh_CN"/>
@@ -496,7 +453,7 @@
           <w:lang w:val="zh_CN" w:bidi="zh_CN"/>
         </w:rPr>
       </w:r>
-      <w:hyperlink r:id="rId22">
+      <w:hyperlink r:id="rId20">
         <w:r>
           <w:rPr>
             <w:lang w:val="zh_CN" w:bidi="zh_CN"/>

--- a/zhs/docx/057.content.docx
+++ b/zhs/docx/057.content.docx
@@ -45,7 +45,7 @@
         <w:rPr>
           <w:lang w:val="zh_CN" w:bidi="zh_CN"/>
         </w:rPr>
-        <w:t xml:space="preserve"> © 2023 SRV Partners Released under CC BY-SA 4.0 license. </w:t>
+        <w:t xml:space="preserve"> © 2025 Word Collective Released under CC BY-SA 4.0 license. </w:t>
       </w:r>
       <w:r>
         <w:rPr>
@@ -69,7 +69,7 @@
         <w:rPr>
           <w:lang w:val="zh_CN" w:bidi="zh_CN"/>
         </w:rPr>
-        <w:t xml:space="preserve"> © 2023 SRV Partners. Released under CC BY-SA 4.0 license by Mission Mutual</w:t>
+        <w:t xml:space="preserve"> © 2025 Word Collective. Released under CC BY-SA 4.0 license by Mission Mutual</w:t>
       </w:r>
       <w:r>
         <w:rPr>
